--- a/镜头设计_v3/script/分稿/03_C_分稿_v3.3_中英对照.docx
+++ b/镜头设计_v3/script/分稿/03_C_分稿_v3.3_中英对照.docx
@@ -100,7 +100,7 @@
         <w:pStyle w:val="ListBullet"/>
       </w:pPr>
       <w:r>
-        <w:t>出镜句：对着镜头，像在跟一个朋友解释一件很酷的事。每句拍 3 遍，选最自然的那遍。出镜句都在 19 个词以内，可以背下来。</w:t>
+        <w:t>出镜句：坐着，对着镜头，像在跟坐在对面的朋友聊天。每句拍 3 遍，选最自然的那遍。出镜句都在 19 个词以内，可以背下来。</w:t>
       </w:r>
     </w:p>
     <w:p>
@@ -162,7 +162,7 @@
         <w:pStyle w:val="ListBullet"/>
       </w:pPr>
       <w:r>
-        <w:t>地点：白墙前，人离墙 1.5–2 米（离得越远，墙越暗，后期越好处理）。</w:t>
+        <w:t>坐着拍：坐在桌前，桌面在画面最下面露出一点，画面从桌面到头顶上方一拳（中近景）。可以靠椅背，可以把手放桌上，放松。</w:t>
       </w:r>
     </w:p>
     <w:p>
@@ -170,7 +170,7 @@
         <w:pStyle w:val="ListBullet"/>
       </w:pPr>
       <w:r>
-        <w:t>机位：手机或相机横着拍，用三脚架，镜头和眼睛一样高；画面从胸口到头顶（中近景），人在画面正中。</w:t>
+        <w:t>地点：自己的书桌、宿舍或图书馆角落都行，不要白墙。人离身后的墙 1.5 米以上，背景自然就虚了。把乱的东西收一收；背景里不要出现别人的脸、名字、成绩单或证件。</w:t>
       </w:r>
     </w:p>
     <w:p>
@@ -178,7 +178,7 @@
         <w:pStyle w:val="ListBullet"/>
       </w:pPr>
       <w:r>
-        <w:t>灯光：只用一个主光，从侧前方 45° 照过来（白天对着窗户的侧面也可以）。关掉身后的灯，不要背对窗户。</w:t>
+        <w:t>灯光：白天坐在窗户侧面，让窗光从侧前方照到脸上（主光）。身后放一盏开着的暖色台灯或串灯，出现在画面里虚成一团暖光。关掉头顶的大灯，不要背对窗户。</w:t>
       </w:r>
     </w:p>
     <w:p>
@@ -186,7 +186,7 @@
         <w:pStyle w:val="ListBullet"/>
       </w:pPr>
       <w:r>
-        <w:t>衣服：纯色上衣（黑、白、灰都行），不要细条纹和小格子，不要大 logo。</w:t>
+        <w:t>机位：手机横着拍，三脚架或一摞书垫高都行，镜头和眼睛一样高。</w:t>
       </w:r>
     </w:p>
     <w:p>
@@ -194,7 +194,7 @@
         <w:pStyle w:val="ListBullet"/>
       </w:pPr>
       <w:r>
-        <w:t>帧率：全组统一 30 fps，开 4K 更好。</w:t>
+        <w:t>衣服：浅色或暖色纯色上衣（米色、浅灰、奶白、卫衣、毛衣都很好）。不要纯黑，黑色留给动画那边；不要细条纹、小格子、大 logo。</w:t>
       </w:r>
     </w:p>
     <w:p>
@@ -202,7 +202,15 @@
         <w:pStyle w:val="ListBullet"/>
       </w:pPr>
       <w:r>
-        <w:t>出镜句：每句拍 3 遍，正常语速说出来。手机录下的声音只当"参考音"，最后不用，但必须录，用来对口型。</w:t>
+        <w:t>帧率：全组统一 30 fps，能开 4K 就开。</w:t>
+      </w:r>
+    </w:p>
+    <w:p>
+      <w:pPr>
+        <w:pStyle w:val="ListBullet"/>
+      </w:pPr>
+      <w:r>
+        <w:t>出镜句：每句拍 3 遍，正常语速说出来。手机录的声音只当"参考音"，最后不用，但必须录，用来对口型。</w:t>
       </w:r>
     </w:p>
     <w:p>
@@ -218,7 +226,160 @@
         <w:pStyle w:val="ListBullet"/>
       </w:pPr>
       <w:r>
-        <w:t>只拍出镜句。画外音的部分画面上不出现人，只放动画和 3D，所以不用拍。</w:t>
+        <w:t>只拍出镜句。画外音部分画面上没有人，只有动画和 3D，不用拍。</w:t>
+      </w:r>
+    </w:p>
+    <w:p>
+      <w:pPr>
+        <w:pStyle w:val="ListBullet"/>
+      </w:pPr>
+      <w:r>
+        <w:t>后期我会做：把你们的画面调成暖色，加一圈像照片一样的纸边，放进黑底墨线的动画世界里。人暖、机器冷，这个反差就是全片的风格。</w:t>
+      </w:r>
+    </w:p>
+    <w:p>
+      <w:pPr>
+        <w:pStyle w:val="Heading1"/>
+      </w:pPr>
+      <w:r>
+        <w:rPr>
+          <w:rFonts w:ascii="Calibri" w:hAnsi="Calibri" w:eastAsia="微软雅黑"/>
+          <w:color w:val="000000"/>
+        </w:rPr>
+        <w:t>道具（不用买）</w:t>
+      </w:r>
+    </w:p>
+    <w:p>
+      <w:pPr>
+        <w:pStyle w:val="ListBullet"/>
+      </w:pPr>
+      <w:r>
+        <w:t>只用每个人手边就有的东西，不用买：手机、A4 纸和笔、一把自己的钥匙（宿舍或家门钥匙都行）、杯子、剪刀、笔记本。</w:t>
+      </w:r>
+    </w:p>
+    <w:p>
+      <w:pPr>
+        <w:pStyle w:val="ListBullet"/>
+      </w:pPr>
+      <w:r>
+        <w:t>其他东西（锁、奖杯、分子、路线图）都是后期画上去的墨线道具：你只要按指导做手势（摊开手掌、捏住、转手腕），我会把墨线画在你手上，跟着手动。</w:t>
+      </w:r>
+    </w:p>
+    <w:p>
+      <w:pPr>
+        <w:pStyle w:val="ListBullet"/>
+      </w:pPr>
+      <w:r>
+        <w:t>做手势时手要停在画面里，不要挡脸，动作慢一点，后期才贴得准。</w:t>
+      </w:r>
+    </w:p>
+    <w:p>
+      <w:pPr>
+        <w:pStyle w:val="Heading1"/>
+      </w:pPr>
+      <w:r>
+        <w:rPr>
+          <w:rFonts w:ascii="Calibri" w:hAnsi="Calibri" w:eastAsia="微软雅黑"/>
+          <w:color w:val="000000"/>
+        </w:rPr>
+        <w:t>对话段：尽量坐在一起拍</w:t>
+      </w:r>
+    </w:p>
+    <w:p>
+      <w:r>
+        <w:t>这几组是对话，最好两三个人坐在一起同框拍（并排坐在桌子同一边，或者斜对着坐），真的互相接话，比分开拍自然得多：</w:t>
+      </w:r>
+    </w:p>
+    <w:p>
+      <w:r>
+        <w:t>· 1-05 D → 1-06 B → 1-07 C（开场接话，三个人）</w:t>
+      </w:r>
+    </w:p>
+    <w:p>
+      <w:r>
+        <w:t>· 4-04 C → 4-05 B</w:t>
+      </w:r>
+    </w:p>
+    <w:p>
+      <w:r>
+        <w:t>· 4-11 D → 4-12 A</w:t>
+      </w:r>
+    </w:p>
+    <w:p>
+      <w:r>
+        <w:t>· 5-05 C → 5-06 B</w:t>
+      </w:r>
+    </w:p>
+    <w:p>
+      <w:r>
+        <w:t>· 6-04 D → 6-05 B</w:t>
+      </w:r>
+    </w:p>
+    <w:p>
+      <w:r>
+        <w:t>· 8-05 B → 8-06 D</w:t>
+      </w:r>
+    </w:p>
+    <w:p>
+      <w:r>
+        <w:t>· 8-07：A 说完这句后，四个人一起坐着对镜头笑一下或挥手，拍 5 秒，当片尾。</w:t>
+      </w:r>
+    </w:p>
+    <w:p>
+      <w:r>
+        <w:t>同框时说话的人看镜头说，另一个人看着说话的人、自然点头或笑。约不齐时间也没关系，就各自坐着单独拍，眼神朝向对方那一侧，后期剪成对话。</w:t>
+      </w:r>
+    </w:p>
+    <w:p>
+      <w:pPr>
+        <w:pStyle w:val="Heading1"/>
+      </w:pPr>
+      <w:r>
+        <w:rPr>
+          <w:rFonts w:ascii="Calibri" w:hAnsi="Calibri" w:eastAsia="微软雅黑"/>
+          <w:color w:val="000000"/>
+        </w:rPr>
+        <w:t>空镜（每人拍一点，剪辑时垫用）</w:t>
+      </w:r>
+    </w:p>
+    <w:p>
+      <w:pPr>
+        <w:pStyle w:val="ListBullet"/>
+      </w:pPr>
+      <w:r>
+        <w:t>坐着直视镜头 5 秒，不说话，自然眨眼。</w:t>
+      </w:r>
+    </w:p>
+    <w:p>
+      <w:pPr>
+        <w:pStyle w:val="ListBullet"/>
+      </w:pPr>
+      <w:r>
+        <w:t>低头在纸上写几个字，再抬头看镜头。</w:t>
+      </w:r>
+    </w:p>
+    <w:p>
+      <w:pPr>
+        <w:pStyle w:val="ListBullet"/>
+      </w:pPr>
+      <w:r>
+        <w:t>拿起杯子喝一口，放下，看镜头笑一下。</w:t>
+      </w:r>
+    </w:p>
+    <w:p>
+      <w:pPr>
+        <w:pStyle w:val="ListBullet"/>
+      </w:pPr>
+      <w:r>
+        <w:t>像在听旁边的人讲话，偶尔点头。</w:t>
+      </w:r>
+    </w:p>
+    <w:p>
+      <w:pPr>
+        <w:pStyle w:val="ListBullet"/>
+      </w:pPr>
+      <w:r>
+        <w:t>托着下巴看向画面一侧，像在想事情，然后转回镜头。</w:t>
       </w:r>
     </w:p>
     <w:p>
@@ -300,7 +461,7 @@
           <w:i/>
           <w:sz w:val="20"/>
         </w:rPr>
-        <w:t>出镜时你的画面占半屏，另一半会弹出图示（后期做，你不用管）。知道旁边会出现什么，可以帮你掌握说话的节奏和手势方向。</w:t>
+        <w:t>出镜时你的画面是一张暖色的“照片卡”，占半屏，另一半是黑底墨线图示（后期做，你不用管）。标【道具】的用手边的东西，标【后期】的是我画上去的。知道旁边会出现什么，可以帮你掌握说话的节奏和手势方向。</w:t>
       </w:r>
     </w:p>
     <w:tbl>
@@ -425,9 +586,9 @@
           </w:tcPr>
           <w:p>
             <w:r>
-              <w:t>动作：说 "Like," 时手一摊，像在接话；"ten-to-seventeen-years" 一只手在身前慢慢拉出一段很长的距离，最后 "hard" 落重音。</w:t>
+              <w:t>动作：说 "Like," 时手一摊接话；"ten-to-seventeen-years" 一只手在桌面上方慢慢往外拉出一长段，最后 "hard" 落重音。【后期】手拉出去的地方长出墨线时间轴。</w:t>
               <w:br/>
-              <w:t>表情和眼神：带点夸张的认真，像在强调“真的有这么难”。</w:t>
+              <w:t>表情和眼神：先轻松接梗，最后一个词认真起来。</w:t>
             </w:r>
           </w:p>
         </w:tc>
@@ -437,7 +598,7 @@
           </w:tcPr>
           <w:p>
             <w:r>
-              <w:t>YouTube 讲解博主接梗的那种口气：先轻松，再把分量压下来。</w:t>
+              <w:t>朋友接话"对，就是难到那种程度"。</w:t>
             </w:r>
           </w:p>
         </w:tc>
@@ -496,9 +657,9 @@
           </w:tcPr>
           <w:p>
             <w:r>
-              <w:t>动作：说 "two objectives" 时竖起两根手指，干脆。</w:t>
+              <w:t>动作：【道具】面前一张 A4 纸。说 "two objectives" 时拿笔在纸上写下"1""2"，抬头看镜头。</w:t>
               <w:br/>
-              <w:t>表情和眼神：自信，嘴角带一点笑。</w:t>
+              <w:t>表情和眼神：有条理，嘴角带一点笑。</w:t>
             </w:r>
           </w:p>
         </w:tc>
@@ -508,7 +669,7 @@
           </w:tcPr>
           <w:p>
             <w:r>
-              <w:t>老师说“今天就讲两点”。</w:t>
+              <w:t>开会时"好，就两件事"。</w:t>
             </w:r>
           </w:p>
         </w:tc>
@@ -567,7 +728,7 @@
           </w:tcPr>
           <w:p>
             <w:r>
-              <w:t>动作：像在问身边的 B：头微微转向画面一侧，再看回镜头；说得很短、很快。</w:t>
+              <w:t>动作：同框时转头看着 B 问，问完看回镜头；说得很短、很快。</w:t>
               <w:br/>
               <w:t>表情和眼神：真心好奇，等答案。</w:t>
             </w:r>
@@ -579,7 +740,7 @@
           </w:tcPr>
           <w:p>
             <w:r>
-              <w:t>听朋友讲故事讲到一半，忍不住问“然后呢？”。</w:t>
+              <w:t>听朋友讲故事讲到一半，忍不住问"然后呢？"。</w:t>
             </w:r>
           </w:p>
         </w:tc>
@@ -638,7 +799,7 @@
           </w:tcPr>
           <w:p>
             <w:r>
-              <w:t>动作：说 "Six of them barely held on" 时轻轻摇头；"But one stood out" 停一下，表情亮起来；"Its name?" 停一拍，再一字一顿说 "001"。</w:t>
+              <w:t>动作：【道具】提前在 A4 纸上写好大大的"001"，扣在桌上。说 "Six of them barely held on" 时轻轻摇头；"But one stood out" 停一下；"Its name?" 停一拍，把纸翻过来举到脸旁边说 "001"。</w:t>
               <w:br/>
               <w:t>表情和眼神：从失望到惊喜。</w:t>
             </w:r>
@@ -650,7 +811,7 @@
           </w:tcPr>
           <w:p>
             <w:r>
-              <w:t>颁奖嘉宾拆信封、念名字前的那一拍停顿。</w:t>
+              <w:t>抽奖时翻开最后一张卡片。</w:t>
             </w:r>
           </w:p>
         </w:tc>
@@ -709,9 +870,9 @@
           </w:tcPr>
           <w:p>
             <w:r>
-              <w:t>动作：几乎不动；说完低下视线，停两秒再抬头。</w:t>
+              <w:t>动作：【道具】手里拿钥匙，在面前做插进去、拧的动作，拧到一半停住、抖一下。说完放下手，低下视线，停两秒再抬头。【后期】钥匙周围画出墨线锁。</w:t>
               <w:br/>
-              <w:t>表情和眼神：全片最低的一刻：失落、沉下来，不要演得太夸张。</w:t>
+              <w:t>表情和眼神：全片最低的一刻：失落、安静，不要演得太夸张。</w:t>
             </w:r>
           </w:p>
         </w:tc>
@@ -721,7 +882,7 @@
           </w:tcPr>
           <w:p>
             <w:r>
-              <w:t>比赛差一点赢、最后没成功时的那种安静。</w:t>
+              <w:t>考试差一分没过时的那种安静。</w:t>
             </w:r>
           </w:p>
         </w:tc>
@@ -780,9 +941,9 @@
           </w:tcPr>
           <w:p>
             <w:r>
-              <w:t>动作：先停一拍（不说话、直视镜头），然后干脆地说出来；说完可以笑。</w:t>
+              <w:t>动作：【道具】同一把钥匙。先停一拍（不说话、看镜头），然后把钥匙干脆地拧到底，说出这句；说完可以笑。【后期】墨线锁亮起来。</w:t>
               <w:br/>
-              <w:t>表情和眼神：全片最高的一刻：释放、骄傲，但克制。</w:t>
+              <w:t>表情和眼神：全片最高的一刻：释放、开心，但克制。</w:t>
             </w:r>
           </w:p>
         </w:tc>
@@ -792,7 +953,7 @@
           </w:tcPr>
           <w:p>
             <w:r>
-              <w:t>体育比赛绝杀后，解说员那句短而有力的话。</w:t>
+              <w:t>收到好消息时忍住不叫出来、只是笑。</w:t>
             </w:r>
           </w:p>
         </w:tc>
@@ -851,7 +1012,7 @@
           </w:tcPr>
           <w:p>
             <w:r>
-              <w:t>动作：深吸一口气，看镜头，像要揭晓答案。</w:t>
+              <w:t>动作：把手里的东西放下，双手放桌上，深吸一口气，看镜头。</w:t>
               <w:br/>
               <w:t>表情和眼神：郑重、平静，带一点期待。</w:t>
             </w:r>
@@ -863,7 +1024,7 @@
           </w:tcPr>
           <w:p>
             <w:r>
-              <w:t>科普视频结尾那句“好，回到一开始的问题”。</w:t>
+              <w:t>聊了很久之后说"好，说回正题"。</w:t>
             </w:r>
           </w:p>
         </w:tc>
@@ -922,7 +1083,7 @@
           </w:tcPr>
           <w:p>
             <w:r>
-              <w:t>动作：比其他句多停一拍再开口；全程几乎不动，三句话之间各停半拍。</w:t>
+              <w:t>动作：几乎不动；比其他句多停一拍再开口，三句话之间各停半拍。</w:t>
               <w:br/>
               <w:t>表情和眼神：真诚、平静，不是道歉，是诚实。</w:t>
             </w:r>
@@ -934,7 +1095,7 @@
           </w:tcPr>
           <w:p>
             <w:r>
-              <w:t>医生跟病人讲清楚“现在能做到哪一步”。</w:t>
+              <w:t>跟家人认真解释"现在能做到哪一步"。</w:t>
             </w:r>
           </w:p>
         </w:tc>

--- a/镜头设计_v3/script/分稿/03_C_分稿_v3.3_中英对照.docx
+++ b/镜头设计_v3/script/分稿/03_C_分稿_v3.3_中英对照.docx
@@ -162,7 +162,7 @@
         <w:pStyle w:val="ListBullet"/>
       </w:pPr>
       <w:r>
-        <w:t>坐着拍：坐在桌前，桌面在画面最下面露出一点，画面从桌面到头顶上方一拳（中近景）。可以靠椅背，可以把手放桌上，放松。</w:t>
+        <w:t>一个人、一部手机、十分钟就能拍完：每个人自己找时间单独拍，不用约人，不用有人掌机。</w:t>
       </w:r>
     </w:p>
     <w:p>
@@ -170,7 +170,7 @@
         <w:pStyle w:val="ListBullet"/>
       </w:pPr>
       <w:r>
-        <w:t>地点：自己的书桌、宿舍或图书馆角落都行，不要白墙。人离身后的墙 1.5 米以上，背景自然就虚了。把乱的东西收一收；背景里不要出现别人的脸、名字、成绩单或证件。</w:t>
+        <w:t>坐着拍：手机横着，用前置摄像头（能看到自己），靠在一摞书或水杯上，镜头和眼睛差不多高。画面从胸口到头顶。</w:t>
       </w:r>
     </w:p>
     <w:p>
@@ -178,7 +178,7 @@
         <w:pStyle w:val="ListBullet"/>
       </w:pPr>
       <w:r>
-        <w:t>灯光：白天坐在窗户侧面，让窗光从侧前方照到脸上（主光）。身后放一盏开着的暖色台灯或串灯，出现在画面里虚成一团暖光。关掉头顶的大灯，不要背对窗户。</w:t>
+        <w:t>地点：自己的书桌或宿舍就行，不用收拾得很好看，背景里别出现别人的脸、名字或证件就行。</w:t>
       </w:r>
     </w:p>
     <w:p>
@@ -186,7 +186,7 @@
         <w:pStyle w:val="ListBullet"/>
       </w:pPr>
       <w:r>
-        <w:t>机位：手机横着拍，三脚架或一摞书垫高都行，镜头和眼睛一样高。</w:t>
+        <w:t>光：白天坐在窗户旁边，脸朝窗户侧面。不要背对窗户。有台灯就开着放在身后，没有也没关系。</w:t>
       </w:r>
     </w:p>
     <w:p>
@@ -194,7 +194,7 @@
         <w:pStyle w:val="ListBullet"/>
       </w:pPr>
       <w:r>
-        <w:t>衣服：浅色或暖色纯色上衣（米色、浅灰、奶白、卫衣、毛衣都很好）。不要纯黑，黑色留给动画那边；不要细条纹、小格子、大 logo。</w:t>
+        <w:t>衣服：随便穿，浅色更好，避开细条纹和小格子。</w:t>
       </w:r>
     </w:p>
     <w:p>
@@ -202,7 +202,7 @@
         <w:pStyle w:val="ListBullet"/>
       </w:pPr>
       <w:r>
-        <w:t>帧率：全组统一 30 fps，能开 4K 就开。</w:t>
+        <w:t>出镜句：每句说 3 遍，选最顺的那遍。开拍前拍一下手（拍板），方便后期对齐。手机录的声音只当参考，必须录，用来对口型。</w:t>
       </w:r>
     </w:p>
     <w:p>
@@ -210,7 +210,7 @@
         <w:pStyle w:val="ListBullet"/>
       </w:pPr>
       <w:r>
-        <w:t>出镜句：每句拍 3 遍，正常语速说出来。手机录的声音只当"参考音"，最后不用，但必须录，用来对口型。</w:t>
+        <w:t>说错、笑场都没事，接着再说一遍，不用停。</w:t>
       </w:r>
     </w:p>
     <w:p>
@@ -218,7 +218,7 @@
         <w:pStyle w:val="ListBullet"/>
       </w:pPr>
       <w:r>
-        <w:t>每句开拍前拍一下手（拍板），方便后期对齐。</w:t>
+        <w:t>只拍出镜句。画外音部分画面上没有人，不用拍。</w:t>
       </w:r>
     </w:p>
     <w:p>
@@ -226,15 +226,7 @@
         <w:pStyle w:val="ListBullet"/>
       </w:pPr>
       <w:r>
-        <w:t>只拍出镜句。画外音部分画面上没有人，只有动画和 3D，不用拍。</w:t>
-      </w:r>
-    </w:p>
-    <w:p>
-      <w:pPr>
-        <w:pStyle w:val="ListBullet"/>
-      </w:pPr>
-      <w:r>
-        <w:t>后期我会做：把你们的画面调成暖色，加一圈像照片一样的纸边，放进黑底墨线的动画世界里。人暖、机器冷，这个反差就是全片的风格。</w:t>
+        <w:t>调色、暖光、照片纸边、墨线道具都是后期我来做。你们只要把句子自然地说出来。</w:t>
       </w:r>
     </w:p>
     <w:p>
@@ -246,7 +238,7 @@
           <w:rFonts w:ascii="Calibri" w:hAnsi="Calibri" w:eastAsia="微软雅黑"/>
           <w:color w:val="000000"/>
         </w:rPr>
-        <w:t>道具（不用买）</w:t>
+        <w:t>道具（不用准备）</w:t>
       </w:r>
     </w:p>
     <w:p>
@@ -254,7 +246,7 @@
         <w:pStyle w:val="ListBullet"/>
       </w:pPr>
       <w:r>
-        <w:t>只用每个人手边就有的东西，不用买：手机、A4 纸和笔、一把自己的钥匙（宿舍或家门钥匙都行）、杯子、剪刀、笔记本。</w:t>
+        <w:t>不用准备任何道具。所有道具（锁、钥匙、剪刀、手机屏幕、数字）都是后期画上去的墨线，你只要按指导做手势。</w:t>
       </w:r>
     </w:p>
     <w:p>
@@ -262,7 +254,7 @@
         <w:pStyle w:val="ListBullet"/>
       </w:pPr>
       <w:r>
-        <w:t>其他东西（锁、奖杯、分子、路线图）都是后期画上去的墨线道具：你只要按指导做手势（摊开手掌、捏住、转手腕），我会把墨线画在你手上，跟着手动。</w:t>
+        <w:t>手边刚好有钥匙、手机、纸笔，想拿就拿着，没有就空手做动作，效果一样。</w:t>
       </w:r>
     </w:p>
     <w:p>
@@ -270,7 +262,7 @@
         <w:pStyle w:val="ListBullet"/>
       </w:pPr>
       <w:r>
-        <w:t>做手势时手要停在画面里，不要挡脸，动作慢一点，后期才贴得准。</w:t>
+        <w:t>做手势时手停在画面里、别挡脸，动作慢一点，后期才贴得准。</w:t>
       </w:r>
     </w:p>
     <w:p>
@@ -282,52 +274,27 @@
           <w:rFonts w:ascii="Calibri" w:hAnsi="Calibri" w:eastAsia="微软雅黑"/>
           <w:color w:val="000000"/>
         </w:rPr>
-        <w:t>对话段：尽量坐在一起拍</w:t>
+        <w:t>对话段：各拍各的，后期剪到一起</w:t>
       </w:r>
     </w:p>
     <w:p>
       <w:r>
-        <w:t>这几组是对话，最好两三个人坐在一起同框拍（并排坐在桌子同一边，或者斜对着坐），真的互相接话，比分开拍自然得多：</w:t>
+        <w:t>所有句子都是一个人单独拍。几段对话（1-05/06/07、4-04/05、4-11/12、5-05/06、6-04/05、8-05/06）后期剪成你一句我一句。</w:t>
       </w:r>
     </w:p>
     <w:p>
       <w:r>
-        <w:t>· 1-05 D → 1-06 B → 1-07 C（开场接话，三个人）</w:t>
+        <w:t>问别人的那句：眼神先看向画面一侧（假装那边坐着对方），问完再看回镜头。A、C 往右看，B、D 往左看。</w:t>
       </w:r>
     </w:p>
     <w:p>
       <w:r>
-        <w:t>· 4-04 C → 4-05 B</w:t>
+        <w:t>接话的那句：先往同一侧看一眼、笑一下，再看镜头说。</w:t>
       </w:r>
     </w:p>
     <w:p>
       <w:r>
-        <w:t>· 4-11 D → 4-12 A</w:t>
-      </w:r>
-    </w:p>
-    <w:p>
-      <w:r>
-        <w:t>· 5-05 C → 5-06 B</w:t>
-      </w:r>
-    </w:p>
-    <w:p>
-      <w:r>
-        <w:t>· 6-04 D → 6-05 B</w:t>
-      </w:r>
-    </w:p>
-    <w:p>
-      <w:r>
-        <w:t>· 8-05 B → 8-06 D</w:t>
-      </w:r>
-    </w:p>
-    <w:p>
-      <w:r>
-        <w:t>· 8-07：A 说完这句后，四个人一起坐着对镜头笑一下或挥手，拍 5 秒，当片尾。</w:t>
-      </w:r>
-    </w:p>
-    <w:p>
-      <w:r>
-        <w:t>同框时说话的人看镜头说，另一个人看着说话的人、自然点头或笑。约不齐时间也没关系，就各自坐着单独拍，眼神朝向对方那一侧，后期剪成对话。</w:t>
+        <w:t>片尾：四个人各自拍 5 秒对镜头笑一下或挥手，后期拼成四宫格。</w:t>
       </w:r>
     </w:p>
     <w:p>
@@ -461,7 +428,7 @@
           <w:i/>
           <w:sz w:val="20"/>
         </w:rPr>
-        <w:t>出镜时你的画面是一张暖色的“照片卡”，占半屏，另一半是黑底墨线图示（后期做，你不用管）。标【道具】的用手边的东西，标【后期】的是我画上去的。知道旁边会出现什么，可以帮你掌握说话的节奏和手势方向。</w:t>
+        <w:t>出镜时你的画面是一张暖色的“照片卡”，占半屏，另一半是黑底墨线图示（后期做，你不用管）。标【后期】的是我画上去的，你只要做手势。知道旁边会出现什么，可以帮你掌握说话的节奏和手势方向。</w:t>
       </w:r>
     </w:p>
     <w:tbl>
@@ -657,7 +624,7 @@
           </w:tcPr>
           <w:p>
             <w:r>
-              <w:t>动作：【道具】面前一张 A4 纸。说 "two objectives" 时拿笔在纸上写下"1""2"，抬头看镜头。</w:t>
+              <w:t>动作：说 "two objectives" 时竖起两根手指。【后期】手边写出"1""2"。</w:t>
               <w:br/>
               <w:t>表情和眼神：有条理，嘴角带一点笑。</w:t>
             </w:r>
@@ -728,7 +695,7 @@
           </w:tcPr>
           <w:p>
             <w:r>
-              <w:t>动作：同框时转头看着 B 问，问完看回镜头；说得很短、很快。</w:t>
+              <w:t>动作：眼神看向画面右侧问（假装 B 在那边），问完看回镜头；说得很短、很快。</w:t>
               <w:br/>
               <w:t>表情和眼神：真心好奇，等答案。</w:t>
             </w:r>
@@ -799,7 +766,7 @@
           </w:tcPr>
           <w:p>
             <w:r>
-              <w:t>动作：【道具】提前在 A4 纸上写好大大的"001"，扣在桌上。说 "Six of them barely held on" 时轻轻摇头；"But one stood out" 停一下；"Its name?" 停一拍，把纸翻过来举到脸旁边说 "001"。</w:t>
+              <w:t>动作：说 "Six of them barely held on" 时轻轻摇头；"But one stood out" 停一下；"Its name?" 停一拍，竖起一根手指说 "001"。【后期】手边写出墨线"001"。</w:t>
               <w:br/>
               <w:t>表情和眼神：从失望到惊喜。</w:t>
             </w:r>
@@ -870,7 +837,7 @@
           </w:tcPr>
           <w:p>
             <w:r>
-              <w:t>动作：【道具】手里拿钥匙，在面前做插进去、拧的动作，拧到一半停住、抖一下。说完放下手，低下视线，停两秒再抬头。【后期】钥匙周围画出墨线锁。</w:t>
+              <w:t>动作：手捏成拿钥匙的样子（有钥匙就拿真的），在面前做插进去、拧的动作，拧到一半停住、抖一下。说完放下手，低下视线，停两秒再抬头。【后期】钥匙周围画出墨线锁。</w:t>
               <w:br/>
               <w:t>表情和眼神：全片最低的一刻：失落、安静，不要演得太夸张。</w:t>
             </w:r>
@@ -941,7 +908,7 @@
           </w:tcPr>
           <w:p>
             <w:r>
-              <w:t>动作：【道具】同一把钥匙。先停一拍（不说话、看镜头），然后把钥匙干脆地拧到底，说出这句；说完可以笑。【后期】墨线锁亮起来。</w:t>
+              <w:t>动作：同一个拿钥匙的手势。先停一拍（不说话、看镜头），然后把钥匙干脆地拧到底，说出这句；说完可以笑。【后期】墨线锁亮起来。</w:t>
               <w:br/>
               <w:t>表情和眼神：全片最高的一刻：释放、开心，但克制。</w:t>
             </w:r>
@@ -1012,7 +979,7 @@
           </w:tcPr>
           <w:p>
             <w:r>
-              <w:t>动作：把手里的东西放下，双手放桌上，深吸一口气，看镜头。</w:t>
+              <w:t>动作：双手放桌上，深吸一口气，看镜头。</w:t>
               <w:br/>
               <w:t>表情和眼神：郑重、平静，带一点期待。</w:t>
             </w:r>
